--- a/library/intune-solutions/endpoint-privilege-management/v1.0.0/deliverables/EPM-Solution.docx
+++ b/library/intune-solutions/endpoint-privilege-management/v1.0.0/deliverables/EPM-Solution.docx
@@ -15,32 +15,6 @@
       <w:r>
         <w:rPr>
           <w:b/>
-          <w:color w:val="1F3A5F"/>
-          <w:sz w:val="52"/>
-        </w:rPr>
-        <w:t>PHOENIXTEKK</w:t>
-      </w:r>
-    </w:p>
-    <w:p>
-      <w:pPr>
-        <w:jc w:val="center"/>
-      </w:pPr>
-      <w:r>
-        <w:rPr>
-          <w:color w:val="2E86C1"/>
-          <w:sz w:val="24"/>
-        </w:rPr>
-        <w:t>Workplace Marketplace · Intune Solutions</w:t>
-      </w:r>
-    </w:p>
-    <w:p/>
-    <w:p>
-      <w:pPr>
-        <w:jc w:val="center"/>
-      </w:pPr>
-      <w:r>
-        <w:rPr>
-          <w:b/>
           <w:sz w:val="40"/>
         </w:rPr>
         <w:t>Endpoint Privilege Management (EPM)</w:t>
@@ -75,8 +49,6 @@
           <w:sz w:val="20"/>
         </w:rPr>
         <w:t>Version 1.0.0    ·    2026-06-14</w:t>
-        <w:br/>
-        <w:t>Phoenixtekk · workplace.phoenixtekk.com</w:t>
       </w:r>
     </w:p>
     <w:p>
@@ -119,7 +91,7 @@
         <w:rPr>
           <w:b/>
         </w:rPr>
-        <w:t>Phoenixtekk Workplace Marketplace · Intune Solutions</w:t>
+        <w:t>White-label · Intune Solutions</w:t>
       </w:r>
     </w:p>
     <w:p>
@@ -283,12 +255,12 @@
         <w:pStyle w:val="Heading2"/>
       </w:pPr>
       <w:r>
-        <w:t>The Phoenixtekk deployment model</w:t>
+        <w:t>The standard deployment model</w:t>
       </w:r>
     </w:p>
     <w:p>
       <w:r>
-        <w:t xml:space="preserve">Every Phoenixtekk Intune solution follows the same shape: </w:t>
+        <w:t xml:space="preserve">Every Intune solution follows the same shape: </w:t>
       </w:r>
       <w:r>
         <w:rPr>
@@ -837,7 +809,7 @@
         <w:pStyle w:val="Heading2"/>
       </w:pPr>
       <w:r>
-        <w:t>The standard Phoenixtekk deployment model</w:t>
+        <w:t>The standard deployment model</w:t>
       </w:r>
     </w:p>
     <w:p>
@@ -868,7 +840,7 @@
     </w:p>
     <w:p>
       <w:r>
-        <w:t xml:space="preserve">Every step follows the Phoenixtekk pattern: </w:t>
+        <w:t xml:space="preserve">Every step follows the repeatable pattern: </w:t>
       </w:r>
       <w:r>
         <w:rPr>
@@ -1474,9 +1446,10 @@
       </w:r>
       <w:r>
         <w:rPr>
-          <w:b/>
-        </w:rPr>
-        <w:t>`New-EpmElevationRule.ps1`</w:t>
+          <w:rFonts w:ascii="Consolas" w:hAnsi="Consolas"/>
+          <w:sz w:val="19"/>
+        </w:rPr>
+        <w:t>New-EpmElevationRule.ps1</w:t>
       </w:r>
       <w:r>
         <w:t xml:space="preserve"> against a target executable to read its signer and SHA-256 hash. </w:t>
@@ -1797,7 +1770,7 @@
         <w:t>every</w:t>
       </w:r>
       <w:r>
-        <w:t xml:space="preserve"> Phoenixtekk solution in the </w:t>
+        <w:t xml:space="preserve"> solution in the </w:t>
       </w:r>
       <w:r>
         <w:rPr>
@@ -2112,7 +2085,7 @@
         <w:t>Why:</w:t>
       </w:r>
       <w:r>
-        <w:t xml:space="preserve"> Every Phoenixtekk solution is piloted to a small group before fleet rollout. </w:t>
+        <w:t xml:space="preserve"> Every solution is piloted to a small group before fleet rollout. </w:t>
       </w:r>
       <w:r>
         <w:rPr>
@@ -2310,7 +2283,7 @@
         <w:rPr>
           <w:b/>
         </w:rPr>
-        <w:t>The Phoenixtekk deployment model (all solutions):</w:t>
+        <w:t>The standard deployment model (all solutions):</w:t>
       </w:r>
       <w:r>
         <w:t xml:space="preserve"> </w:t>
@@ -2372,7 +2345,7 @@
           <w:i/>
           <w:color w:val="2E86C1"/>
         </w:rPr>
-        <w:t>Model: Intune-managed, Microsoft Entra–joined Windows devices. We deploy an Elevation settings (base) policy plus Elevation rules policies to a pilot group, default elevation type User confirmed, and we observe with reporting first before removing local admin rights. Approach: Pilot → Validate → Expand, exactly like every Phoenixtekk solution.</w:t>
+        <w:t>Model: Intune-managed, Microsoft Entra–joined Windows devices. We deploy an Elevation settings (base) policy plus Elevation rules policies to a pilot group, default elevation type User confirmed, and we observe with reporting first before removing local admin rights. Approach: Pilot → Validate → Expand, exactly like every solution.</w:t>
       </w:r>
     </w:p>
     <w:p>
@@ -2884,9 +2857,10 @@
       </w:r>
       <w:r>
         <w:rPr>
-          <w:b/>
-        </w:rPr>
-        <w:t>`EPM-Pilot`</w:t>
+          <w:rFonts w:ascii="Consolas" w:hAnsi="Consolas"/>
+          <w:sz w:val="19"/>
+        </w:rPr>
+        <w:t>EPM-Pilot</w:t>
       </w:r>
       <w:r>
         <w:t xml:space="preserve"> → </w:t>
@@ -3006,9 +2980,10 @@
       </w:r>
       <w:r>
         <w:rPr>
-          <w:b/>
-        </w:rPr>
-        <w:t>`New-EpmElevationRule.ps1 -Path "C:\Path\app.exe"`</w:t>
+          <w:rFonts w:ascii="Consolas" w:hAnsi="Consolas"/>
+          <w:sz w:val="19"/>
+        </w:rPr>
+        <w:t>New-EpmElevationRule.ps1 -Path "C:\Path\app.exe"</w:t>
       </w:r>
       <w:r>
         <w:t xml:space="preserve"> to read the</w:t>
@@ -3629,9 +3604,10 @@
       </w:r>
       <w:r>
         <w:rPr>
-          <w:b/>
-        </w:rPr>
-        <w:t>`EPM-Validation.ps1`</w:t>
+          <w:rFonts w:ascii="Consolas" w:hAnsi="Consolas"/>
+          <w:sz w:val="19"/>
+        </w:rPr>
+        <w:t>EPM-Validation.ps1</w:t>
       </w:r>
       <w:r>
         <w:t xml:space="preserve"> and the Testing Guide.</w:t>
@@ -3654,9 +3630,10 @@
       </w:r>
       <w:r>
         <w:rPr>
-          <w:b/>
-        </w:rPr>
-        <w:t>`EPM-Validation.ps1`</w:t>
+          <w:rFonts w:ascii="Consolas" w:hAnsi="Consolas"/>
+          <w:sz w:val="19"/>
+        </w:rPr>
+        <w:t>EPM-Validation.ps1</w:t>
       </w:r>
       <w:r>
         <w:t xml:space="preserve"> on a pilot device → confirms the client is healthy and the base</w:t>
@@ -3676,9 +3653,10 @@
       </w:r>
       <w:r>
         <w:rPr>
-          <w:b/>
-        </w:rPr>
-        <w:t>`EPM-ElevationReport.ps1`</w:t>
+          <w:rFonts w:ascii="Consolas" w:hAnsi="Consolas"/>
+          <w:sz w:val="19"/>
+        </w:rPr>
+        <w:t>EPM-ElevationReport.ps1</w:t>
       </w:r>
       <w:r>
         <w:t xml:space="preserve"> → confirms tenant-wide elevation reporting for the pilot.</w:t>
@@ -3718,9 +3696,10 @@
       </w:r>
       <w:r>
         <w:rPr>
-          <w:b/>
-        </w:rPr>
-        <w:t>`EPM-Production`</w:t>
+          <w:rFonts w:ascii="Consolas" w:hAnsi="Consolas"/>
+          <w:sz w:val="19"/>
+        </w:rPr>
+        <w:t>EPM-Production</w:t>
       </w:r>
       <w:r>
         <w:t xml:space="preserve">, add it to the </w:t>
@@ -3762,9 +3741,10 @@
       </w:r>
       <w:r>
         <w:rPr>
-          <w:b/>
-        </w:rPr>
-        <w:t>`EPM-Validation.ps1`</w:t>
+          <w:rFonts w:ascii="Consolas" w:hAnsi="Consolas"/>
+          <w:sz w:val="19"/>
+        </w:rPr>
+        <w:t>EPM-Validation.ps1</w:t>
       </w:r>
       <w:r>
         <w:t xml:space="preserve"> /</w:t>
@@ -3776,9 +3756,10 @@
       </w:r>
       <w:r>
         <w:rPr>
-          <w:b/>
-        </w:rPr>
-        <w:t>`EPM-ElevationReport.ps1`</w:t>
+          <w:rFonts w:ascii="Consolas" w:hAnsi="Consolas"/>
+          <w:sz w:val="19"/>
+        </w:rPr>
+        <w:t>EPM-ElevationReport.ps1</w:t>
       </w:r>
       <w:r>
         <w:t xml:space="preserve"> and tighten the default response to </w:t>
@@ -3874,28 +3855,29 @@
       </w:r>
       <w:r>
         <w:rPr>
-          <w:b/>
-        </w:rPr>
-        <w:t>`EPM-Discovery.ps1`</w:t>
-      </w:r>
-      <w:r>
-        <w:t xml:space="preserve">, or check </w:t>
-      </w:r>
-      <w:r>
-        <w:rPr>
           <w:rFonts w:ascii="Consolas" w:hAnsi="Consolas"/>
           <w:sz w:val="19"/>
         </w:rPr>
-        <w:t>Get-Service EPMAgent</w:t>
-      </w:r>
-      <w:r>
-        <w:t xml:space="preserve"> and the folder </w:t>
+        <w:t>EPM-Discovery.ps1</w:t>
+      </w:r>
+      <w:r>
+        <w:t xml:space="preserve">, or check </w:t>
       </w:r>
       <w:r>
         <w:rPr>
           <w:rFonts w:ascii="Consolas" w:hAnsi="Consolas"/>
           <w:sz w:val="19"/>
         </w:rPr>
+        <w:t>Get-Service EPMAgent</w:t>
+      </w:r>
+      <w:r>
+        <w:t xml:space="preserve"> and the folder </w:t>
+      </w:r>
+      <w:r>
+        <w:rPr>
+          <w:rFonts w:ascii="Consolas" w:hAnsi="Consolas"/>
+          <w:sz w:val="19"/>
+        </w:rPr>
         <w:t>C:\Program Files\Microsoft EPM Agent\</w:t>
       </w:r>
       <w:r>
@@ -4215,9 +4197,10 @@
       </w:r>
       <w:r>
         <w:rPr>
-          <w:b/>
-        </w:rPr>
-        <w:t>`EPM-ElevationReport.ps1`</w:t>
+          <w:rFonts w:ascii="Consolas" w:hAnsi="Consolas"/>
+          <w:sz w:val="19"/>
+        </w:rPr>
+        <w:t>EPM-ElevationReport.ps1</w:t>
       </w:r>
       <w:r>
         <w:t xml:space="preserve"> (Microsoft Graph), and review </w:t>
@@ -4460,9 +4443,10 @@
       </w:r>
       <w:r>
         <w:rPr>
-          <w:b/>
-        </w:rPr>
-        <w:t>`EPM-Remediation.ps1`</w:t>
+          <w:rFonts w:ascii="Consolas" w:hAnsi="Consolas"/>
+          <w:sz w:val="19"/>
+        </w:rPr>
+        <w:t>EPM-Remediation.ps1</w:t>
       </w:r>
       <w:r>
         <w:t xml:space="preserve"> script before proceeding.</w:t>
@@ -4491,27 +4475,30 @@
       </w:r>
       <w:r>
         <w:rPr>
-          <w:b/>
-        </w:rPr>
-        <w:t>`EPM-Discovery.ps1`</w:t>
+          <w:rFonts w:ascii="Consolas" w:hAnsi="Consolas"/>
+          <w:sz w:val="19"/>
+        </w:rPr>
+        <w:t>EPM-Discovery.ps1</w:t>
       </w:r>
       <w:r>
         <w:t xml:space="preserve"> / </w:t>
       </w:r>
       <w:r>
         <w:rPr>
-          <w:b/>
-        </w:rPr>
-        <w:t>`EPM-Validation.ps1`</w:t>
+          <w:rFonts w:ascii="Consolas" w:hAnsi="Consolas"/>
+          <w:sz w:val="19"/>
+        </w:rPr>
+        <w:t>EPM-Validation.ps1</w:t>
       </w:r>
       <w:r>
         <w:t xml:space="preserve"> to confirm state and </w:t>
       </w:r>
       <w:r>
         <w:rPr>
-          <w:b/>
-        </w:rPr>
-        <w:t>`EPM-Remediation.ps1`</w:t>
+          <w:rFonts w:ascii="Consolas" w:hAnsi="Consolas"/>
+          <w:sz w:val="19"/>
+        </w:rPr>
+        <w:t>EPM-Remediation.ps1</w:t>
       </w:r>
       <w:r>
         <w:t xml:space="preserve"> for the safe fixes.</w:t>
@@ -4827,9 +4814,10 @@
             </w:r>
             <w:r>
               <w:rPr>
-                <w:b/>
+                <w:rFonts w:ascii="Consolas" w:hAnsi="Consolas"/>
+                <w:sz w:val="19"/>
               </w:rPr>
-              <w:t>`EPM-Remediation.ps1`</w:t>
+              <w:t>EPM-Remediation.ps1</w:t>
             </w:r>
           </w:p>
         </w:tc>
@@ -4871,18 +4859,20 @@
             </w:r>
             <w:r>
               <w:rPr>
-                <w:b/>
+                <w:rFonts w:ascii="Consolas" w:hAnsi="Consolas"/>
+                <w:sz w:val="19"/>
               </w:rPr>
-              <w:t>`EPM-Remediation.ps1`</w:t>
+              <w:t>EPM-Remediation.ps1</w:t>
             </w:r>
             <w:r>
               <w:t xml:space="preserve"> (restarts the service); reboot; re-check with </w:t>
             </w:r>
             <w:r>
               <w:rPr>
-                <w:b/>
+                <w:rFonts w:ascii="Consolas" w:hAnsi="Consolas"/>
+                <w:sz w:val="19"/>
               </w:rPr>
-              <w:t>`EPM-Discovery.ps1`</w:t>
+              <w:t>EPM-Discovery.ps1</w:t>
             </w:r>
           </w:p>
         </w:tc>
@@ -5115,9 +5105,10 @@
           <w:p>
             <w:r>
               <w:rPr>
-                <w:b/>
+                <w:rFonts w:ascii="Consolas" w:hAnsi="Consolas"/>
+                <w:sz w:val="19"/>
               </w:rPr>
-              <w:t>`EPM-Remediation.ps1`</w:t>
+              <w:t>EPM-Remediation.ps1</w:t>
             </w:r>
             <w:r>
               <w:t xml:space="preserve"> forces an MDM sync; confirm in </w:t>
@@ -5166,9 +5157,10 @@
       </w:r>
       <w:r>
         <w:rPr>
-          <w:b/>
-        </w:rPr>
-        <w:t>`New-EpmElevationRule.ps1 -Path "&lt;app.exe&gt;"`</w:t>
+          <w:rFonts w:ascii="Consolas" w:hAnsi="Consolas"/>
+          <w:sz w:val="19"/>
+        </w:rPr>
+        <w:t>New-EpmElevationRule.ps1 -Path "&lt;app.exe&gt;"</w:t>
       </w:r>
       <w:r>
         <w:t xml:space="preserve"> and compare the </w:t>
@@ -5463,9 +5455,10 @@
             </w:r>
             <w:r>
               <w:rPr>
-                <w:b/>
+                <w:rFonts w:ascii="Consolas" w:hAnsi="Consolas"/>
+                <w:sz w:val="19"/>
               </w:rPr>
-              <w:t>`EPM-Remediation.ps1`</w:t>
+              <w:t>EPM-Remediation.ps1</w:t>
             </w:r>
             <w:r>
               <w:t>); retry the elevation</w:t>
@@ -5588,9 +5581,10 @@
       </w:r>
       <w:r>
         <w:rPr>
-          <w:b/>
-        </w:rPr>
-        <w:t>`EPM-Discovery.ps1`</w:t>
+          <w:rFonts w:ascii="Consolas" w:hAnsi="Consolas"/>
+          <w:sz w:val="19"/>
+        </w:rPr>
+        <w:t>EPM-Discovery.ps1</w:t>
       </w:r>
       <w:r>
         <w:t xml:space="preserve"> (licensed, client running, Entra joined), the base/rules policies show </w:t>
@@ -5903,7 +5897,7 @@
     </w:p>
     <w:p>
       <w:r>
-        <w:t>Everything included in this Phoenixtekk solution package.</w:t>
+        <w:t>Everything included in this solution package.</w:t>
       </w:r>
     </w:p>
     <w:p>
@@ -6372,7 +6366,7 @@
         <w:pStyle w:val="ListBullet"/>
       </w:pPr>
       <w:r>
-        <w:t xml:space="preserve">A repeatable process that follows the Phoenixtekk model: </w:t>
+        <w:t xml:space="preserve">A repeatable process that follows the repeatable model: </w:t>
       </w:r>
       <w:r>
         <w:rPr>
